--- a/india_monitor_data/rag/documents/Strike_Intelligence/Air_Freight_Playbook.docx
+++ b/india_monitor_data/rag/documents/Strike_Intelligence/Air_Freight_Playbook.docx
@@ -13,7 +13,7 @@
     </w:p>
     <w:p>
       <w:r>
-        <w:t>Report Generated: 2026-09-08 14:22:28</w:t>
+        <w:t>Report Generated: 2026-09-09 16:49:43</w:t>
       </w:r>
     </w:p>
     <w:p>
@@ -23,7 +23,7 @@
     </w:p>
     <w:p>
       <w:r>
-        <w:t>Total Disruption Incidents Monitored: 40</w:t>
+        <w:t>Total Disruption Incidents Monitored: 57</w:t>
       </w:r>
     </w:p>
     <w:p>
@@ -52,7 +52,7 @@
         <w:rPr>
           <w:b/>
         </w:rPr>
-        <w:t>Incident #1: Seattle airport confronts 4th day of cyberattack outages - Cybersecurity Dive</w:t>
+        <w:t>Incident #1: Seattle weather updates: Snoqualmie Pass, Sea-Tac airport conditions amid winter advisory - seattletimes.com</w:t>
         <w:br/>
       </w:r>
       <w:r>
@@ -69,7 +69,92 @@
         <w:rPr>
           <w:b/>
         </w:rPr>
-        <w:t>Incident #2: Seattle weather updates: Snoqualmie Pass, Sea-Tac airport conditions amid winter advisory - The Seattle Times</w:t>
+        <w:t>Incident #2: Flood disrupting travel to Heathrow Airport was caused by burst main - The Irish News</w:t>
+        <w:br/>
+      </w:r>
+      <w:r>
+        <w:t>• Location / Hub: Global (Global) | Severity: MEDIUM</w:t>
+        <w:br/>
+      </w:r>
+      <w:r>
+        <w:t>• Published: None | Source: Unknown</w:t>
+        <w:br/>
+      </w:r>
+    </w:p>
+    <w:p>
+      <w:r>
+        <w:rPr>
+          <w:b/>
+        </w:rPr>
+        <w:t>Incident #3: FAA Stops All Flights At Miami International Airport: Aircraft Catches Fire - thetravel.com</w:t>
+        <w:br/>
+      </w:r>
+      <w:r>
+        <w:t>• Location / Hub: Global (Global) | Severity: MEDIUM</w:t>
+        <w:br/>
+      </w:r>
+      <w:r>
+        <w:t>• Published: None | Source: Unknown</w:t>
+        <w:br/>
+      </w:r>
+    </w:p>
+    <w:p>
+      <w:r>
+        <w:rPr>
+          <w:b/>
+        </w:rPr>
+        <w:t>Incident #4: Volcanic Ash Brings Indonesia’s Air Travel to a Standstill, Grounding 3,000 Flights - Canadian Travel News</w:t>
+        <w:br/>
+      </w:r>
+      <w:r>
+        <w:t>• Location / Hub: Canada (Canada) | Severity: HIGH</w:t>
+        <w:br/>
+      </w:r>
+      <w:r>
+        <w:t>• Published: None | Source: Unknown</w:t>
+        <w:br/>
+      </w:r>
+    </w:p>
+    <w:p>
+      <w:r>
+        <w:rPr>
+          <w:b/>
+        </w:rPr>
+        <w:t>Incident #5: News Volcanic ash disrupts operations at Indonesian airports - The Loadstar</w:t>
+        <w:br/>
+      </w:r>
+      <w:r>
+        <w:t>• Location / Hub: Global (Global) | Severity: HIGH</w:t>
+        <w:br/>
+      </w:r>
+      <w:r>
+        <w:t>• Published: None | Source: Unknown</w:t>
+        <w:br/>
+      </w:r>
+    </w:p>
+    <w:p>
+      <w:r>
+        <w:rPr>
+          <w:b/>
+        </w:rPr>
+        <w:t>Incident #6: US Flight Chaos: Miami Hit by 317-Minute Ground Delay - Travel Tourister</w:t>
+        <w:br/>
+      </w:r>
+      <w:r>
+        <w:t>• Location / Hub: United States (United States) | Severity: LOW</w:t>
+        <w:br/>
+      </w:r>
+      <w:r>
+        <w:t>• Published: None | Source: Unknown</w:t>
+        <w:br/>
+      </w:r>
+    </w:p>
+    <w:p>
+      <w:r>
+        <w:rPr>
+          <w:b/>
+        </w:rPr>
+        <w:t>Incident #7: NTSB arrives at Miami International Airport to begin investigation into deadly Amazon cargo plane crash - cbsnews.com</w:t>
         <w:br/>
       </w:r>
       <w:r>
@@ -86,92 +171,7 @@
         <w:rPr>
           <w:b/>
         </w:rPr>
-        <w:t>Incident #3: Thousands stranded as volcanic ash disrupts flights at Jakarta airport - VIDEO - Caliber.Az</w:t>
-        <w:br/>
-      </w:r>
-      <w:r>
-        <w:t>• Location / Hub: Global (Global) | Severity: HIGH</w:t>
-        <w:br/>
-      </w:r>
-      <w:r>
-        <w:t>• Published: None | Source: Unknown</w:t>
-        <w:br/>
-      </w:r>
-    </w:p>
-    <w:p>
-      <w:r>
-        <w:rPr>
-          <w:b/>
-        </w:rPr>
-        <w:t>Incident #4: Soekarno-Hatta Crowded as Airport Closure Affects 166,351 Passengers - Jakarta Globe</w:t>
-        <w:br/>
-      </w:r>
-      <w:r>
-        <w:t>• Location / Hub: Global (Global) | Severity: LOW</w:t>
-        <w:br/>
-      </w:r>
-      <w:r>
-        <w:t>• Published: None | Source: Unknown</w:t>
-        <w:br/>
-      </w:r>
-    </w:p>
-    <w:p>
-      <w:r>
-        <w:rPr>
-          <w:b/>
-        </w:rPr>
-        <w:t>Incident #5: Travel chaos hits Changi and Jakarta airports as volcanic ash grounds flights between the two hubs - CNA</w:t>
-        <w:br/>
-      </w:r>
-      <w:r>
-        <w:t>• Location / Hub: Global (Global) | Severity: HIGH</w:t>
-        <w:br/>
-      </w:r>
-      <w:r>
-        <w:t>• Published: None | Source: Unknown</w:t>
-        <w:br/>
-      </w:r>
-    </w:p>
-    <w:p>
-      <w:r>
-        <w:rPr>
-          <w:b/>
-        </w:rPr>
-        <w:t>Incident #6: Anak Krakatau Ash Disrupts 624 Flights at Soekarno-Hatta Airport - Tempo.co English</w:t>
-        <w:br/>
-      </w:r>
-      <w:r>
-        <w:t>• Location / Hub: Global (Global) | Severity: LOW</w:t>
-        <w:br/>
-      </w:r>
-      <w:r>
-        <w:t>• Published: None | Source: Unknown</w:t>
-        <w:br/>
-      </w:r>
-    </w:p>
-    <w:p>
-      <w:r>
-        <w:rPr>
-          <w:b/>
-        </w:rPr>
-        <w:t>Incident #7: Heathrow Airport warns passengers not to travel by road after flooding | ITV News - ITVX</w:t>
-        <w:br/>
-      </w:r>
-      <w:r>
-        <w:t>• Location / Hub: Global (Global) | Severity: MEDIUM</w:t>
-        <w:br/>
-      </w:r>
-      <w:r>
-        <w:t>• Published: None | Source: Unknown</w:t>
-        <w:br/>
-      </w:r>
-    </w:p>
-    <w:p>
-      <w:r>
-        <w:rPr>
-          <w:b/>
-        </w:rPr>
-        <w:t>Incident #8: Amazon cargo plane overruns Miami airport runway and strikes ‘multiple’ vehicles; 5 dead, 5 injured - WFIN</w:t>
+        <w:t>Incident #8: 5 dead after Amazon plane overruns runway at Miami International Airport - wpbf.com</w:t>
         <w:br/>
       </w:r>
       <w:r>
